--- a/docs/Relatorio_Algoritmos_EDA_Rio_Tiete.docx
+++ b/docs/Relatorio_Algoritmos_EDA_Rio_Tiete.docx
@@ -129,12 +129,27 @@
     </w:p>
     <w:p>
       <w:r>
-        <w:t>17. Resumo: qual método usar para qual pergunta</w:t>
+        <w:t>17. Testando o modelo como se estivéssemos no passado: validação walk-forward</w:t>
       </w:r>
     </w:p>
     <w:p>
       <w:r>
-        <w:t>18. Glossário</w:t>
+        <w:t>18. Buscando dado real por satélite: agregação no servidor (Google Earth Engine)</w:t>
+      </w:r>
+    </w:p>
+    <w:p>
+      <w:r>
+        <w:t>19. Buscando dado real de clima: chamadas a uma API científica (Copernicus Climate Data Store)</w:t>
+      </w:r>
+    </w:p>
+    <w:p>
+      <w:r>
+        <w:t>20. Resumo: qual método usar para qual pergunta</w:t>
+      </w:r>
+    </w:p>
+    <w:p>
+      <w:r>
+        <w:t>21. Glossário</w:t>
       </w:r>
     </w:p>
     <w:p>
@@ -2196,7 +2211,460 @@
         <w:pStyle w:val="Heading1"/>
       </w:pPr>
       <w:r>
-        <w:t>17. Resumo: qual método usar para qual pergunta</w:t>
+        <w:t>17. Testando o modelo como se estivéssemos no passado: validação walk-forward</w:t>
+      </w:r>
+    </w:p>
+    <w:p>
+      <w:pPr>
+        <w:spacing w:after="120"/>
+      </w:pPr>
+      <w:r>
+        <w:rPr>
+          <w:b w:val="0"/>
+          <w:i w:val="0"/>
+          <w:sz w:val="22"/>
+        </w:rPr>
+        <w:t>O Capítulo 13 já mostrou o problema de uma única divisão treino/teste: com pouco mais de 70 anos de dado por trecho, uma única "linha de corte" entre treino e teste pode, por acaso, cair num ponto favorável ou desfavorável — o resultado do modelo dependeria de sorte na escolha do corte, não só da sua qualidade real.</w:t>
+      </w:r>
+    </w:p>
+    <w:p>
+      <w:pPr>
+        <w:pStyle w:val="Heading3"/>
+      </w:pPr>
+      <w:r>
+        <w:t>Validação walk-forward / janela expansiva (models/ml/train.py)</w:t>
+      </w:r>
+    </w:p>
+    <w:p>
+      <w:r>
+        <w:rPr>
+          <w:i/>
+          <w:color w:val="6B6F68"/>
+          <w:sz w:val="18"/>
+        </w:rPr>
+        <w:t>Implementado em: models/ml/train.py</w:t>
+      </w:r>
+    </w:p>
+    <w:p>
+      <w:pPr>
+        <w:spacing w:after="120"/>
+      </w:pPr>
+      <w:r>
+        <w:rPr>
+          <w:b w:val="0"/>
+          <w:i w:val="0"/>
+          <w:sz w:val="22"/>
+        </w:rPr>
+        <w:t>A ideia é simular repetidamente a situação real de uso do modelo: "se eu estivesse no ano X, treinando só com o que já era conhecido até ali, quão bem eu teria previsto o ano X+1?" — e repetir essa pergunta para TODOS os anos recentes, não só uma vez.</w:t>
+      </w:r>
+    </w:p>
+    <w:p>
+      <w:pPr>
+        <w:spacing w:after="120"/>
+      </w:pPr>
+      <w:r>
+        <w:rPr>
+          <w:b w:val="0"/>
+          <w:i w:val="0"/>
+          <w:sz w:val="22"/>
+        </w:rPr>
+        <w:t>Na prática: escolhemos um primeiro ano de teste (ex.: 2010). Treinamos o modelo usando só os anos ANTERIORES a 2010, e testamos a previsão para 2010. Depois avançamos um ano: treinamos com tudo até 2011 (incluindo 2010, que já "aconteceu"), testamos em 2011. E assim sucessivamente até o último ano disponível — 11 "dobras" (folds) de teste neste projeto, uma por ano. A cada dobra o treino cresce ("janela expansiva"), e o modelo NUNCA vê um ano futuro durante o próprio treino daquele fold — uma garantia verificada automaticamente por teste de software (test_walk_forward_nunca_vaza_ano_futuro_para_o_treino).</w:t>
+      </w:r>
+    </w:p>
+    <w:tbl>
+      <w:tblPr>
+        <w:tblW w:type="auto" w:w="0"/>
+        <w:tblLook w:firstColumn="1" w:firstRow="1" w:lastColumn="0" w:lastRow="0" w:noHBand="0" w:noVBand="1" w:val="04A0"/>
+      </w:tblPr>
+      <w:tblGrid>
+        <w:gridCol w:w="8640"/>
+      </w:tblGrid>
+      <w:tr>
+        <w:tc>
+          <w:tcPr>
+            <w:tcW w:type="dxa" w:w="8640"/>
+            <w:shd w:fill="EAF1FB"/>
+          </w:tcPr>
+          <w:p>
+            <w:r/>
+            <w:r>
+              <w:rPr>
+                <w:b/>
+                <w:color w:val="2A78D6"/>
+                <w:sz w:val="18"/>
+              </w:rPr>
+              <w:t>UMA ANALOGIA</w:t>
+            </w:r>
+          </w:p>
+          <w:p>
+            <w:r>
+              <w:rPr>
+                <w:sz w:val="21"/>
+              </w:rPr>
+              <w:t>É a diferença entre um piloto de avião treinar num simulador que usa só o histórico de voos até ONTEM (realista) e um que, sem querer, deixasse o simulador "espiar" o relatório meteorológico de amanhã antes de decidir a rota de hoje (vazamento de informação do futuro — otimista demais, e inútil para prever o próximo voo de verdade).</w:t>
+            </w:r>
+          </w:p>
+        </w:tc>
+      </w:tr>
+    </w:tbl>
+    <w:p>
+      <w:pPr>
+        <w:spacing w:after="40"/>
+      </w:pPr>
+    </w:p>
+    <w:p>
+      <w:pPr>
+        <w:spacing w:after="120"/>
+      </w:pPr>
+      <w:r>
+        <w:rPr>
+          <w:b w:val="0"/>
+          <w:i w:val="0"/>
+          <w:sz w:val="22"/>
+        </w:rPr>
+        <w:t>Como cada dobra de teste tem só 1 ano (1 ponto), o R² não é uma métrica válida ali (precisa de pelo menos 2 pontos para ter sentido estatístico) — usamos o MAE médio das 11 dobras e o "% de dobras em que o modelo supera a previsão ingênua" (repetir o valor do ano anterior) como as métricas de validação walk-forward. Ver Seção 15.1 do relatório de achados para os números reais: o Alto Tietê bate a previsão ingênua em só 36% dos anos testados, contra 82% no Médio Tietê (IQA) — o mesmo padrão de "o Alto Tietê é estruturalmente mais difícil de prever" já visto no split único, agora confirmado com 11 testes independentes em vez de 1.</w:t>
+      </w:r>
+    </w:p>
+    <w:p>
+      <w:pPr>
+        <w:pStyle w:val="Heading1"/>
+      </w:pPr>
+      <w:r>
+        <w:t>18. Buscando dado real por satélite: agregação no servidor (Google Earth Engine)</w:t>
+      </w:r>
+    </w:p>
+    <w:p>
+      <w:pPr>
+        <w:spacing w:after="120"/>
+      </w:pPr>
+      <w:r>
+        <w:rPr>
+          <w:b w:val="0"/>
+          <w:i w:val="0"/>
+          <w:sz w:val="22"/>
+        </w:rPr>
+        <w:t>Os capítulos anteriores explicam o que fazemos COM o dado depois de ele já estar numa tabela. Este capítulo e o próximo explicam como dois tipos de dado real — uso do solo e sensoriamento remoto — chegam a essa tabela, a partir de um satélite, sem nunca baixar uma imagem inteira para o computador.</w:t>
+      </w:r>
+    </w:p>
+    <w:p>
+      <w:pPr>
+        <w:pStyle w:val="Heading3"/>
+      </w:pPr>
+      <w:r>
+        <w:t>Agregação espacial no servidor (reduceRegion)</w:t>
+      </w:r>
+    </w:p>
+    <w:p>
+      <w:r>
+        <w:rPr>
+          <w:i/>
+          <w:color w:val="6B6F68"/>
+          <w:sz w:val="18"/>
+        </w:rPr>
+        <w:t>Implementado em: ingestion/connectors/mapbiomas.py, ingestion/connectors/sensoriamento_historico.py</w:t>
+      </w:r>
+    </w:p>
+    <w:p>
+      <w:pPr>
+        <w:spacing w:after="120"/>
+      </w:pPr>
+      <w:r>
+        <w:rPr>
+          <w:b w:val="0"/>
+          <w:i w:val="0"/>
+          <w:sz w:val="22"/>
+        </w:rPr>
+        <w:t>Uma imagem de satélite cobrindo até uma pequena área ao redor de uma estação de monitoramento já tem milhares de pixels — e o projeto precisa disso para ~90 combinações de ano/trecho/ponto ao longo de décadas. Baixar e processar cada imagem pixel a pixel no próprio computador seria lento e pesado. O Google Earth Engine resolve isso fazendo a conta DENTRO do próprio servidor do Google, que já guarda o arquivo de imagem: enviamos só a pergunta ("qual a área de cada classe de uso do solo dentro deste círculo de 5 km, neste ano?", ou "qual a média de NDVI dentro deste círculo, nesta data?") e recebemos de volta só o NÚMERO resultado — nunca a imagem bruta em si.</w:t>
+      </w:r>
+    </w:p>
+    <w:tbl>
+      <w:tblPr>
+        <w:tblW w:type="auto" w:w="0"/>
+        <w:tblLook w:firstColumn="1" w:firstRow="1" w:lastColumn="0" w:lastRow="0" w:noHBand="0" w:noVBand="1" w:val="04A0"/>
+      </w:tblPr>
+      <w:tblGrid>
+        <w:gridCol w:w="8640"/>
+      </w:tblGrid>
+      <w:tr>
+        <w:tc>
+          <w:tcPr>
+            <w:tcW w:type="dxa" w:w="8640"/>
+            <w:shd w:fill="EAF1FB"/>
+          </w:tcPr>
+          <w:p>
+            <w:r/>
+            <w:r>
+              <w:rPr>
+                <w:b/>
+                <w:color w:val="2A78D6"/>
+                <w:sz w:val="18"/>
+              </w:rPr>
+              <w:t>UMA ANALOGIA</w:t>
+            </w:r>
+          </w:p>
+          <w:p>
+            <w:r>
+              <w:rPr>
+                <w:sz w:val="21"/>
+              </w:rPr>
+              <w:t>É a diferença entre pedir a um bibliotecário "me traga todos os livros da seção de história" (baixar a imagem inteira, pesado) e perguntar "quantos livros da seção de história falam sobre o século XIX?" (pedir só a CONTAGEM já pronta, que o bibliotecário calcula procurando nas prateleiras sem que você precise nem entrar na biblioteca). O `reduceRegion` é literalmente essa segunda pergunta, feita ao servidor do Earth Engine em vez de a um bibliotecário.</w:t>
+            </w:r>
+          </w:p>
+        </w:tc>
+      </w:tr>
+    </w:tbl>
+    <w:p>
+      <w:pPr>
+        <w:spacing w:after="40"/>
+      </w:pPr>
+    </w:p>
+    <w:p>
+      <w:pPr>
+        <w:spacing w:after="120"/>
+      </w:pPr>
+      <w:r>
+        <w:rPr>
+          <w:b w:val="0"/>
+          <w:i w:val="0"/>
+          <w:sz w:val="22"/>
+        </w:rPr>
+        <w:t>Duas fontes usam essa técnica neste projeto: o MapBiomas (Coleção 9, uso do solo anual, 1985-2023) soma a área de cada classe (natural/agropecuária/urbano-industrial/água) dentro de um buffer de 5 km ao redor das estações reais de cada trecho; e o Landsat (Collection 2, séries 5/7/8/9, 1984-presente) calcula a MEDIANA anual de três índices espectrais (NDVI, temperatura de superfície, um proxy de turbidez) dentro de um buffer de 300 m ao redor de 7 pontos de monitoramento. Os dois resultaram em dado real e verificado: 39 anos de uso do solo por trecho, e 903 observações espectrais reais.</w:t>
+      </w:r>
+    </w:p>
+    <w:tbl>
+      <w:tblPr>
+        <w:tblW w:type="auto" w:w="0"/>
+        <w:tblLook w:firstColumn="1" w:firstRow="1" w:lastColumn="0" w:lastRow="0" w:noHBand="0" w:noVBand="1" w:val="04A0"/>
+      </w:tblPr>
+      <w:tblGrid>
+        <w:gridCol w:w="8640"/>
+      </w:tblGrid>
+      <w:tr>
+        <w:tc>
+          <w:tcPr>
+            <w:tcW w:type="dxa" w:w="8640"/>
+            <w:shd w:fill="EAF1FB"/>
+          </w:tcPr>
+          <w:p>
+            <w:r/>
+            <w:r>
+              <w:rPr>
+                <w:b/>
+                <w:color w:val="2A78D6"/>
+                <w:sz w:val="18"/>
+              </w:rPr>
+              <w:t>LIMITAÇÃO A DECLARAR</w:t>
+            </w:r>
+          </w:p>
+          <w:p>
+            <w:r>
+              <w:rPr>
+                <w:sz w:val="21"/>
+              </w:rPr>
+              <w:t>O buffer de 5 km/300 m ao redor de um ponto NÃO é a mesma coisa que delimitar a bacia hidrográfica que realmente drena para aquele ponto (isso exigiria um modelo de elevação do terreno e acumulação de fluxo, fora do escopo deste projeto) — é um proxy da vizinhança imediata da estação, não da área de captação inteira a montante. E os índices espectrais (NDVI, proxy de turbidez) nunca foram calibrados contra uma medição de campo simultânea do Tietê — plausíveis à luz da literatura geral, mas não substitutos de uma medição real de turbidez em NTU.</w:t>
+            </w:r>
+          </w:p>
+        </w:tc>
+      </w:tr>
+    </w:tbl>
+    <w:p>
+      <w:pPr>
+        <w:spacing w:after="40"/>
+      </w:pPr>
+    </w:p>
+    <w:p>
+      <w:pPr>
+        <w:pStyle w:val="Heading1"/>
+      </w:pPr>
+      <w:r>
+        <w:t>19. Buscando dado real de clima: chamadas a uma API científica (Copernicus Climate Data Store)</w:t>
+      </w:r>
+    </w:p>
+    <w:p>
+      <w:pPr>
+        <w:spacing w:after="120"/>
+      </w:pPr>
+      <w:r>
+        <w:rPr>
+          <w:b w:val="0"/>
+          <w:i w:val="0"/>
+          <w:sz w:val="22"/>
+        </w:rPr>
+        <w:t>Diferente do Earth Engine (que devolve só o número já agregado), o clima real deste projeto vem de um formato de arquivo científico padrão — NetCDF, usado por praticamente toda a comunidade de ciências atmosféricas — baixado de um serviço europeu (Copernicus, o programa de observação da Terra da União Europeia) e processado localmente.</w:t>
+      </w:r>
+    </w:p>
+    <w:p>
+      <w:pPr>
+        <w:pStyle w:val="Heading3"/>
+      </w:pPr>
+      <w:r>
+        <w:t>Reanálise vs. projeção — dois tipos de dado climático diferentes</w:t>
+      </w:r>
+    </w:p>
+    <w:p>
+      <w:r>
+        <w:rPr>
+          <w:i/>
+          <w:color w:val="6B6F68"/>
+          <w:sz w:val="18"/>
+        </w:rPr>
+        <w:t>Implementado em: ingestion/connectors/era5_cmip6.py</w:t>
+      </w:r>
+    </w:p>
+    <w:p>
+      <w:pPr>
+        <w:pStyle w:val="ListBullet"/>
+      </w:pPr>
+      <w:r>
+        <w:rPr>
+          <w:sz w:val="21"/>
+        </w:rPr>
+        <w:t>ERA5 (reanálise): a MELHOR reconstrução possível do clima que JÁ aconteceu, combinando décadas de observações reais (satélites, estações, balões meteorológicos, navios) com um modelo físico que preenche os buracos entre elas de forma fisicamente consistente — não é medição direta em cada ponto, mas também não é simulação hipotética: é a reconstrução mais fiel disponível do passado real.</w:t>
+      </w:r>
+    </w:p>
+    <w:p>
+      <w:pPr>
+        <w:pStyle w:val="ListBullet"/>
+      </w:pPr>
+      <w:r>
+        <w:rPr>
+          <w:sz w:val="21"/>
+        </w:rPr>
+        <w:t>CMIP6 (projeção): uma SIMULAÇÃO de como o clima poderia evoluir no futuro, sob um cenário específico de emissões de gases-estufa (por exemplo, "SSP5-8.5", o cenário mais extremo considerado pelo IPCC). É explicitamente hipotético — várias instituições ao redor do mundo rodam seus próprios modelos físicos, e este projeto usa um deles (mpi_esm1_2_lr) como ponto de referência, não como previsão única e certa.</w:t>
+      </w:r>
+    </w:p>
+    <w:tbl>
+      <w:tblPr>
+        <w:tblW w:type="auto" w:w="0"/>
+        <w:tblLook w:firstColumn="1" w:firstRow="1" w:lastColumn="0" w:lastRow="0" w:noHBand="0" w:noVBand="1" w:val="04A0"/>
+      </w:tblPr>
+      <w:tblGrid>
+        <w:gridCol w:w="8640"/>
+      </w:tblGrid>
+      <w:tr>
+        <w:tc>
+          <w:tcPr>
+            <w:tcW w:type="dxa" w:w="8640"/>
+            <w:shd w:fill="EAF1FB"/>
+          </w:tcPr>
+          <w:p>
+            <w:r/>
+            <w:r>
+              <w:rPr>
+                <w:b/>
+                <w:color w:val="2A78D6"/>
+                <w:sz w:val="18"/>
+              </w:rPr>
+              <w:t>UMA ANALOGIA</w:t>
+            </w:r>
+          </w:p>
+          <w:p>
+            <w:r>
+              <w:rPr>
+                <w:sz w:val="21"/>
+              </w:rPr>
+              <w:t>ERA5 é como reconstruir o placar completo de um campeonato de futebol a partir de rádios, jornais e estatísticas oficiais de décadas atrás — trabalhoso, mas reconstruindo um passado real. CMIP6 é como simular como o campeonato do ANO QUE VEM terminaria SE um time específico reforçasse o elenco de um jeito específico — uma simulação condicional ("se... então"), não uma previsão garantida.</w:t>
+            </w:r>
+          </w:p>
+        </w:tc>
+      </w:tr>
+    </w:tbl>
+    <w:p>
+      <w:pPr>
+        <w:spacing w:after="40"/>
+      </w:pPr>
+    </w:p>
+    <w:p>
+      <w:pPr>
+        <w:pStyle w:val="Heading3"/>
+      </w:pPr>
+      <w:r>
+        <w:t>Calibrando um cenário do modelo baseado em agentes com CMIP6 real</w:t>
+      </w:r>
+    </w:p>
+    <w:p>
+      <w:r>
+        <w:rPr>
+          <w:i/>
+          <w:color w:val="6B6F68"/>
+          <w:sz w:val="18"/>
+        </w:rPr>
+        <w:t>Implementado em: ingestion/connectors/era5_cmip6.py, models/abm/clima_real.py</w:t>
+      </w:r>
+    </w:p>
+    <w:p>
+      <w:pPr>
+        <w:spacing w:after="120"/>
+      </w:pPr>
+      <w:r>
+        <w:rPr>
+          <w:b w:val="0"/>
+          <w:i w:val="0"/>
+          <w:sz w:val="22"/>
+        </w:rPr>
+        <w:t>O modelo baseado em agentes (ABM) do dashboard tinha um cenário chamado "Mudança Climática Extrema" que, antes desta integração, usava uma suposição fixa: chuva 25% menor, todo ano, sem exceção. Para calibrar essa suposição com dado real, comparamos a precipitação média projetada pelo CMIP6 no cenário mais extremo (SSP5-8.5, 2040-2060) contra a precipitação média de um período de referência recente (1995-2014, a mesma janela de 20 anos usada oficialmente pelo IPCC) — a RAZÃO entre as duas médias é o novo "fator de clima".</w:t>
+      </w:r>
+    </w:p>
+    <w:p>
+      <w:pPr>
+        <w:spacing w:after="120"/>
+      </w:pPr>
+      <w:r>
+        <w:rPr>
+          <w:b w:val="0"/>
+          <w:i w:val="0"/>
+          <w:sz w:val="22"/>
+        </w:rPr>
+        <w:t>Resultado real, calculado desta forma: 0,982 — ou seja, o cenário mais extremo de emissões consideradas plausíveis pelo IPCC fica só ~1,8% mais seco que o período de referência recente, não 25% mais seco como a suposição original assumia. Isso não significa que mudança climática não seja um risco real para a bacia — significa que a SUPOSIÇÃO NUMÉRICA específica usada antes desta calibração era mais severa do que o que um modelo climático real projeta para este cenário e esta janela de tempo.</w:t>
+      </w:r>
+    </w:p>
+    <w:tbl>
+      <w:tblPr>
+        <w:tblW w:type="auto" w:w="0"/>
+        <w:tblLook w:firstColumn="1" w:firstRow="1" w:lastColumn="0" w:lastRow="0" w:noHBand="0" w:noVBand="1" w:val="04A0"/>
+      </w:tblPr>
+      <w:tblGrid>
+        <w:gridCol w:w="8640"/>
+      </w:tblGrid>
+      <w:tr>
+        <w:tc>
+          <w:tcPr>
+            <w:tcW w:type="dxa" w:w="8640"/>
+            <w:shd w:fill="EAF1FB"/>
+          </w:tcPr>
+          <w:p>
+            <w:r/>
+            <w:r>
+              <w:rPr>
+                <w:b/>
+                <w:color w:val="2A78D6"/>
+                <w:sz w:val="18"/>
+              </w:rPr>
+              <w:t>POR QUE SÓ UM MODELO CLIMÁTICO NÃO É O SUFICIENTE</w:t>
+            </w:r>
+          </w:p>
+          <w:p>
+            <w:r>
+              <w:rPr>
+                <w:sz w:val="21"/>
+              </w:rPr>
+              <w:t>Existem dezenas de modelos climáticos diferentes ao redor do mundo, cada um com suas próprias premissas físicas — e eles não concordam exatamente entre si sobre o futuro. A prática recomendada é rodar vários modelos e combinar os resultados ("ensemble"), o que reduz a chance de uma conclusão importante depender das particularidades de um único modelo. Este projeto usa hoje só um modelo (mpi_esm1_2_lr, escolhido por ser mais leve/rápido de baixar) — o número 0,982 deve ser lido como um ponto de referência real, não como a palavra final da ciência climática sobre a bacia do Tietê.</w:t>
+            </w:r>
+          </w:p>
+        </w:tc>
+      </w:tr>
+    </w:tbl>
+    <w:p>
+      <w:pPr>
+        <w:spacing w:after="40"/>
+      </w:pPr>
+    </w:p>
+    <w:p>
+      <w:pPr>
+        <w:pStyle w:val="Heading1"/>
+      </w:pPr>
+      <w:r>
+        <w:t>20. Resumo: qual método usar para qual pergunta</w:t>
       </w:r>
     </w:p>
     <w:tbl>
@@ -2729,7 +3197,7 @@
         <w:pStyle w:val="Heading1"/>
       </w:pPr>
       <w:r>
-        <w:t>18. Glossário</w:t>
+        <w:t>21. Glossário</w:t>
       </w:r>
     </w:p>
     <w:p>
